--- a/Getaran-Mekanik/Exam/UTS_Getaran_Mekanik_-_Dedik.docx
+++ b/Getaran-Mekanik/Exam/UTS_Getaran_Mekanik_-_Dedik.docx
@@ -1637,6 +1637,7 @@
                 <w:tab w:val="left" w:pos="1620"/>
               </w:tabs>
               <w:spacing w:after="0"/>
+              <w:jc w:val="center"/>
               <w:rPr>
                 <w:rFonts w:ascii="Times New Roman" w:eastAsia="Arial" w:hAnsi="Times New Roman"/>
                 <w:color w:val="808080"/>
@@ -1645,6 +1646,40 @@
                 <w:lang w:val="id-ID"/>
               </w:rPr>
             </w:pPr>
+            <w:r>
+              <w:drawing>
+                <wp:inline xmlns:a="http://schemas.openxmlformats.org/drawingml/2006/main" xmlns:pic="http://schemas.openxmlformats.org/drawingml/2006/picture">
+                  <wp:extent cx="1080000" cy="959743"/>
+                  <wp:docPr id="147" name="Picture 147"/>
+                  <wp:cNvGraphicFramePr>
+                    <a:graphicFrameLocks noChangeAspect="1"/>
+                  </wp:cNvGraphicFramePr>
+                  <a:graphic>
+                    <a:graphicData uri="http://schemas.openxmlformats.org/drawingml/2006/picture">
+                      <pic:pic>
+                        <pic:nvPicPr>
+                          <pic:cNvPr id="0" name="sig_dosen_pengemban.png"/>
+                          <pic:cNvPicPr/>
+                        </pic:nvPicPr>
+                        <pic:blipFill>
+                          <a:blip r:embed="rId24"/>
+                          <a:stretch>
+                            <a:fillRect/>
+                          </a:stretch>
+                        </pic:blipFill>
+                        <pic:spPr>
+                          <a:xfrm>
+                            <a:off x="0" y="0"/>
+                            <a:ext cx="1080000" cy="959743"/>
+                          </a:xfrm>
+                          <a:prstGeom prst="rect"/>
+                        </pic:spPr>
+                      </pic:pic>
+                    </a:graphicData>
+                  </a:graphic>
+                </wp:inline>
+              </w:drawing>
+            </w:r>
           </w:p>
           <w:p>
             <w:pPr>
@@ -1661,7 +1696,22 @@
                 <w:lang w:val="id-ID"/>
               </w:rPr>
             </w:pPr>
-          </w:p>
+            <w:r>
+              <w:rPr>
+                <w:rFonts w:ascii="Times New Roman" w:eastAsia="Arial" w:hAnsi="Times New Roman"/>
+                <w:color w:val="000000" w:themeColor="text1"/>
+                <w:sz w:val="18"/>
+                <w:szCs w:val="18"/>
+                <w:lang w:val="id-ID"/>
+              </w:rPr>
+              <w:t xml:space="preserve">Dedik Romahadi, ST., M.Sc </w:t>
+            </w:r>
+          </w:p>
+        </w:tc>
+        <w:tc>
+          <w:tcPr>
+            <w:tcW w:w="4977" w:type="dxa"/>
+          </w:tcPr>
           <w:p>
             <w:pPr>
               <w:tabs>
@@ -1678,165 +1728,39 @@
               </w:rPr>
             </w:pPr>
             <w:r>
-              <w:rPr>
-                <w:rFonts w:ascii="Times New Roman" w:eastAsia="Arial" w:hAnsi="Times New Roman"/>
-                <w:color w:val="808080"/>
-                <w:sz w:val="18"/>
-                <w:szCs w:val="18"/>
-                <w:lang w:val="id-ID"/>
-              </w:rPr>
-              <w:t>Tanda Tangan</w:t>
-            </w:r>
-          </w:p>
-          <w:p>
-            <w:pPr>
-              <w:tabs>
-                <w:tab w:val="left" w:pos="1620"/>
-              </w:tabs>
-              <w:spacing w:after="0"/>
-              <w:rPr>
-                <w:rFonts w:ascii="Times New Roman" w:eastAsia="Arial" w:hAnsi="Times New Roman"/>
-                <w:color w:val="808080"/>
-                <w:sz w:val="18"/>
-                <w:szCs w:val="18"/>
-                <w:lang w:val="id-ID"/>
-              </w:rPr>
-            </w:pPr>
-          </w:p>
-          <w:p>
-            <w:pPr>
-              <w:tabs>
-                <w:tab w:val="left" w:pos="1620"/>
-              </w:tabs>
-              <w:spacing w:after="0"/>
-              <w:jc w:val="center"/>
-              <w:rPr>
-                <w:rFonts w:ascii="Times New Roman" w:eastAsia="Arial" w:hAnsi="Times New Roman"/>
-                <w:color w:val="808080"/>
-                <w:sz w:val="18"/>
-                <w:szCs w:val="18"/>
-                <w:lang w:val="id-ID"/>
-              </w:rPr>
-            </w:pPr>
-          </w:p>
-          <w:p>
-            <w:pPr>
-              <w:tabs>
-                <w:tab w:val="left" w:pos="1620"/>
-              </w:tabs>
-              <w:spacing w:after="0"/>
-              <w:jc w:val="center"/>
-              <w:rPr>
-                <w:rFonts w:ascii="Times New Roman" w:eastAsia="Arial" w:hAnsi="Times New Roman"/>
-                <w:color w:val="808080"/>
-                <w:sz w:val="18"/>
-                <w:szCs w:val="18"/>
-                <w:lang w:val="id-ID"/>
-              </w:rPr>
-            </w:pPr>
-            <w:r>
-              <w:rPr>
-                <w:rFonts w:ascii="Times New Roman" w:eastAsia="Arial" w:hAnsi="Times New Roman"/>
-                <w:color w:val="000000" w:themeColor="text1"/>
-                <w:sz w:val="18"/>
-                <w:szCs w:val="18"/>
-                <w:lang w:val="id-ID"/>
-              </w:rPr>
-              <w:t xml:space="preserve">Dedik Romahadi, ST., M.Sc </w:t>
-            </w:r>
-          </w:p>
-        </w:tc>
-        <w:tc>
-          <w:tcPr>
-            <w:tcW w:w="4977" w:type="dxa"/>
-          </w:tcPr>
-          <w:p>
-            <w:pPr>
-              <w:tabs>
-                <w:tab w:val="left" w:pos="1620"/>
-              </w:tabs>
-              <w:spacing w:after="0"/>
-              <w:rPr>
-                <w:rFonts w:ascii="Times New Roman" w:eastAsia="Arial" w:hAnsi="Times New Roman"/>
-                <w:color w:val="808080"/>
-                <w:sz w:val="18"/>
-                <w:szCs w:val="18"/>
-                <w:lang w:val="id-ID"/>
-              </w:rPr>
-            </w:pPr>
-          </w:p>
-          <w:p>
-            <w:pPr>
-              <w:tabs>
-                <w:tab w:val="left" w:pos="1620"/>
-              </w:tabs>
-              <w:spacing w:after="0"/>
-              <w:jc w:val="center"/>
-              <w:rPr>
-                <w:rFonts w:ascii="Times New Roman" w:eastAsia="Arial" w:hAnsi="Times New Roman"/>
-                <w:color w:val="808080"/>
-                <w:sz w:val="18"/>
-                <w:szCs w:val="18"/>
-                <w:lang w:val="id-ID"/>
-              </w:rPr>
-            </w:pPr>
-          </w:p>
-          <w:p>
-            <w:pPr>
-              <w:tabs>
-                <w:tab w:val="left" w:pos="1620"/>
-              </w:tabs>
-              <w:spacing w:after="0"/>
-              <w:jc w:val="center"/>
-              <w:rPr>
-                <w:rFonts w:ascii="Times New Roman" w:eastAsia="Arial" w:hAnsi="Times New Roman"/>
-                <w:color w:val="808080"/>
-                <w:sz w:val="18"/>
-                <w:szCs w:val="18"/>
-                <w:lang w:val="id-ID"/>
-              </w:rPr>
-            </w:pPr>
-            <w:r>
-              <w:rPr>
-                <w:rFonts w:ascii="Times New Roman" w:eastAsia="Arial" w:hAnsi="Times New Roman"/>
-                <w:color w:val="808080"/>
-                <w:sz w:val="18"/>
-                <w:szCs w:val="18"/>
-                <w:lang w:val="id-ID"/>
-              </w:rPr>
-              <w:t>Tanda Tangan</w:t>
-            </w:r>
-          </w:p>
-          <w:p>
-            <w:pPr>
-              <w:tabs>
-                <w:tab w:val="left" w:pos="1620"/>
-              </w:tabs>
-              <w:spacing w:after="0"/>
-              <w:rPr>
-                <w:rFonts w:ascii="Times New Roman" w:eastAsia="Arial" w:hAnsi="Times New Roman"/>
-                <w:color w:val="808080"/>
-                <w:sz w:val="18"/>
-                <w:szCs w:val="18"/>
-                <w:lang w:val="id-ID"/>
-              </w:rPr>
-            </w:pPr>
-          </w:p>
-          <w:p>
-            <w:pPr>
-              <w:tabs>
-                <w:tab w:val="left" w:pos="1620"/>
-              </w:tabs>
-              <w:spacing w:after="0"/>
-              <w:jc w:val="center"/>
-              <w:rPr>
-                <w:rFonts w:ascii="Times New Roman" w:eastAsia="Arial" w:hAnsi="Times New Roman"/>
-                <w:color w:val="808080"/>
-                <w:sz w:val="18"/>
-                <w:szCs w:val="18"/>
-                <w:lang w:val="id-ID"/>
-              </w:rPr>
-            </w:pPr>
+              <w:drawing>
+                <wp:inline xmlns:a="http://schemas.openxmlformats.org/drawingml/2006/main" xmlns:pic="http://schemas.openxmlformats.org/drawingml/2006/picture">
+                  <wp:extent cx="1080000" cy="503339"/>
+                  <wp:docPr id="148" name="Picture 148"/>
+                  <wp:cNvGraphicFramePr>
+                    <a:graphicFrameLocks noChangeAspect="1"/>
+                  </wp:cNvGraphicFramePr>
+                  <a:graphic>
+                    <a:graphicData uri="http://schemas.openxmlformats.org/drawingml/2006/picture">
+                      <pic:pic>
+                        <pic:nvPicPr>
+                          <pic:cNvPr id="0" name="sig_ketua_prodi.png"/>
+                          <pic:cNvPicPr/>
+                        </pic:nvPicPr>
+                        <pic:blipFill>
+                          <a:blip r:embed="rId25"/>
+                          <a:stretch>
+                            <a:fillRect/>
+                          </a:stretch>
+                        </pic:blipFill>
+                        <pic:spPr>
+                          <a:xfrm>
+                            <a:off x="0" y="0"/>
+                            <a:ext cx="1080000" cy="503339"/>
+                          </a:xfrm>
+                          <a:prstGeom prst="rect"/>
+                        </pic:spPr>
+                      </pic:pic>
+                    </a:graphicData>
+                  </a:graphic>
+                </wp:inline>
+              </w:drawing>
+            </w:r>
           </w:p>
           <w:p>
             <w:pPr>

--- a/Getaran-Mekanik/Exam/UTS_Getaran_Mekanik_-_Dedik.docx
+++ b/Getaran-Mekanik/Exam/UTS_Getaran_Mekanik_-_Dedik.docx
@@ -1630,6 +1630,7 @@
         <w:tc>
           <w:tcPr>
             <w:tcW w:w="4380" w:type="dxa"/>
+            <w:vAlign w:val="bottom"/>
           </w:tcPr>
           <w:p>
             <w:pPr>
@@ -1711,6 +1712,7 @@
         <w:tc>
           <w:tcPr>
             <w:tcW w:w="4977" w:type="dxa"/>
+            <w:vAlign w:val="bottom"/>
           </w:tcPr>
           <w:p>
             <w:pPr>
@@ -1730,7 +1732,7 @@
             <w:r>
               <w:drawing>
                 <wp:inline xmlns:a="http://schemas.openxmlformats.org/drawingml/2006/main" xmlns:pic="http://schemas.openxmlformats.org/drawingml/2006/picture">
-                  <wp:extent cx="1080000" cy="503339"/>
+                  <wp:extent cx="1800000" cy="838898"/>
                   <wp:docPr id="148" name="Picture 148"/>
                   <wp:cNvGraphicFramePr>
                     <a:graphicFrameLocks noChangeAspect="1"/>
@@ -1751,7 +1753,7 @@
                         <pic:spPr>
                           <a:xfrm>
                             <a:off x="0" y="0"/>
-                            <a:ext cx="1080000" cy="503339"/>
+                            <a:ext cx="1800000" cy="838898"/>
                           </a:xfrm>
                           <a:prstGeom prst="rect"/>
                         </pic:spPr>

--- a/Getaran-Mekanik/Exam/UTS_Getaran_Mekanik_-_Dedik.docx
+++ b/Getaran-Mekanik/Exam/UTS_Getaran_Mekanik_-_Dedik.docx
@@ -2527,6 +2527,15 @@
               </w:rPr>
               <w:t xml:space="preserve"> pada kurva.</w:t>
             </w:r>
+            <w:r>
+              <w:rPr>
+                <w:rFonts w:ascii="Times New Roman" w:hAnsi="Times New Roman"/>
+                <w:sz w:val="20"/>
+                <w:szCs w:val="20"/>
+                <w:lang w:val="id-ID"/>
+              </w:rPr>
+              <w:t xml:space="preserve"> Perhatikan Gambar 1.</w:t>
+            </w:r>
           </w:p>
           <w:p>
             <w:pPr>
@@ -2573,6 +2582,18 @@
                   </a:graphic>
                 </wp:inline>
               </w:drawing>
+            </w:r>
+          </w:p>
+          <w:p>
+            <w:pPr>
+              <w:jc w:val="center"/>
+            </w:pPr>
+            <w:r>
+              <w:rPr>
+                <w:i/>
+                <w:sz w:val="18"/>
+              </w:rPr>
+              <w:t xml:space="preserve">Gambar 1.</w:t>
             </w:r>
           </w:p>
         </w:tc>
@@ -4029,6 +4050,15 @@
               </w:rPr>
               <w:t>.</w:t>
             </w:r>
+            <w:r>
+              <w:rPr>
+                <w:rFonts w:ascii="Times New Roman" w:hAnsi="Times New Roman"/>
+                <w:sz w:val="20"/>
+                <w:szCs w:val="20"/>
+                <w:lang w:val="id-ID"/>
+              </w:rPr>
+              <w:t xml:space="preserve"> Perhatikan Gambar 2.</w:t>
+            </w:r>
           </w:p>
           <w:p>
             <w:pPr>
@@ -4075,6 +4105,18 @@
                   </a:graphic>
                 </wp:inline>
               </w:drawing>
+            </w:r>
+          </w:p>
+          <w:p>
+            <w:pPr>
+              <w:jc w:val="center"/>
+            </w:pPr>
+            <w:r>
+              <w:rPr>
+                <w:i/>
+                <w:sz w:val="18"/>
+              </w:rPr>
+              <w:t xml:space="preserve">Gambar 2.</w:t>
             </w:r>
           </w:p>
         </w:tc>
@@ -4722,6 +4764,15 @@
               </w:rPr>
               <w:t xml:space="preserve"> setelah simpangan x melewati nol (yaitu peak positif kedua). Sertakan kode program dan grafik.</w:t>
             </w:r>
+            <w:r>
+              <w:rPr>
+                <w:rFonts w:ascii="Times New Roman" w:hAnsi="Times New Roman"/>
+                <w:sz w:val="20"/>
+                <w:szCs w:val="20"/>
+                <w:lang w:val="id-ID"/>
+              </w:rPr>
+              <w:t xml:space="preserve"> Perhatikan Gambar 3.</w:t>
+            </w:r>
           </w:p>
           <w:p>
             <w:pPr>
@@ -4770,6 +4821,18 @@
               </w:drawing>
             </w:r>
           </w:p>
+          <w:p>
+            <w:pPr>
+              <w:jc w:val="center"/>
+            </w:pPr>
+            <w:r>
+              <w:rPr>
+                <w:i/>
+                <w:sz w:val="18"/>
+              </w:rPr>
+              <w:t xml:space="preserve">Gambar 3.</w:t>
+            </w:r>
+          </w:p>
         </w:tc>
         <w:tc>
           <w:tcPr>
@@ -5047,6 +5110,15 @@
                 <w:lang w:val="id-ID"/>
               </w:rPr>
               <w:t xml:space="preserve"> = 1/√((1−r²)² + (2ζr)²) dengan r = ω/ωₙ.</w:t>
+            </w:r>
+            <w:r>
+              <w:rPr>
+                <w:rFonts w:ascii="Times New Roman" w:hAnsi="Times New Roman"/>
+                <w:sz w:val="20"/>
+                <w:szCs w:val="20"/>
+                <w:lang w:val="id-ID"/>
+              </w:rPr>
+              <w:t xml:space="preserve"> Perhatikan Gambar 4.</w:t>
             </w:r>
           </w:p>
           <w:p>
@@ -5096,6 +5168,18 @@
               </w:drawing>
             </w:r>
           </w:p>
+          <w:p>
+            <w:pPr>
+              <w:jc w:val="center"/>
+            </w:pPr>
+            <w:r>
+              <w:rPr>
+                <w:i/>
+                <w:sz w:val="18"/>
+              </w:rPr>
+              <w:t xml:space="preserve">Gambar 4.</w:t>
+            </w:r>
+          </w:p>
         </w:tc>
         <w:tc>
           <w:tcPr>
@@ -5236,7 +5320,7 @@
                 <w:szCs w:val="20"/>
                 <w:lang w:val="id-ID"/>
               </w:rPr>
-              <w:t xml:space="preserve"> yang meredam (lihat gambar). Konversi hasil ke milimeter.</w:t>
+              <w:t xml:space="preserve"> yang meredam (lihat Gambar 5). Konversi hasil ke milimeter.</w:t>
             </w:r>
           </w:p>
           <w:p>
@@ -5286,6 +5370,18 @@
               </w:drawing>
             </w:r>
           </w:p>
+          <w:p>
+            <w:pPr>
+              <w:jc w:val="center"/>
+            </w:pPr>
+            <w:r>
+              <w:rPr>
+                <w:i/>
+                <w:sz w:val="18"/>
+              </w:rPr>
+              <w:t xml:space="preserve">Gambar 5.</w:t>
+            </w:r>
+          </w:p>
         </w:tc>
         <w:tc>
           <w:tcPr>
@@ -5448,6 +5544,15 @@
                 <w:lang w:val="id-ID"/>
               </w:rPr>
               <w:t xml:space="preserve"> menggunakan numpy.fft.rfft.</w:t>
+            </w:r>
+            <w:r>
+              <w:rPr>
+                <w:rFonts w:ascii="Times New Roman" w:hAnsi="Times New Roman"/>
+                <w:sz w:val="20"/>
+                <w:szCs w:val="20"/>
+                <w:lang w:val="id-ID"/>
+              </w:rPr>
+              <w:t xml:space="preserve"> Perhatikan Gambar 6.</w:t>
             </w:r>
           </w:p>
           <w:p>
@@ -5497,6 +5602,18 @@
               </w:drawing>
             </w:r>
           </w:p>
+          <w:p>
+            <w:pPr>
+              <w:jc w:val="center"/>
+            </w:pPr>
+            <w:r>
+              <w:rPr>
+                <w:i/>
+                <w:sz w:val="18"/>
+              </w:rPr>
+              <w:t xml:space="preserve">Gambar 6.</w:t>
+            </w:r>
+          </w:p>
         </w:tc>
         <w:tc>
           <w:tcPr>
@@ -5628,6 +5745,15 @@
                 <w:lang w:val="id-ID"/>
               </w:rPr>
               <w:t>. Jelaskan signifikansi nilai Q yang Anda peroleh (Q tinggi → ?).</w:t>
+            </w:r>
+            <w:r>
+              <w:rPr>
+                <w:rFonts w:ascii="Times New Roman" w:hAnsi="Times New Roman"/>
+                <w:sz w:val="20"/>
+                <w:szCs w:val="20"/>
+                <w:lang w:val="id-ID"/>
+              </w:rPr>
+              <w:t xml:space="preserve"> Perhatikan Gambar 7.</w:t>
             </w:r>
           </w:p>
           <w:p>
@@ -5677,6 +5803,18 @@
               </w:drawing>
             </w:r>
           </w:p>
+          <w:p>
+            <w:pPr>
+              <w:jc w:val="center"/>
+            </w:pPr>
+            <w:r>
+              <w:rPr>
+                <w:i/>
+                <w:sz w:val="18"/>
+              </w:rPr>
+              <w:t xml:space="preserve">Gambar 7.</w:t>
+            </w:r>
+          </w:p>
         </w:tc>
         <w:tc>
           <w:tcPr>
@@ -6145,6 +6283,15 @@
                 <w:lang w:val="id-ID"/>
               </w:rPr>
               <w:t xml:space="preserve"> melalui sweep ωₙ (langkah 0.01 rad/s).</w:t>
+            </w:r>
+            <w:r>
+              <w:rPr>
+                <w:rFonts w:ascii="Times New Roman" w:hAnsi="Times New Roman"/>
+                <w:sz w:val="20"/>
+                <w:szCs w:val="20"/>
+                <w:lang w:val="id-ID"/>
+              </w:rPr>
+              <w:t xml:space="preserve"> Perhatikan Gambar 8.</w:t>
             </w:r>
           </w:p>
           <w:p>
@@ -6192,6 +6339,18 @@
                   </a:graphic>
                 </wp:inline>
               </w:drawing>
+            </w:r>
+          </w:p>
+          <w:p>
+            <w:pPr>
+              <w:jc w:val="center"/>
+            </w:pPr>
+            <w:r>
+              <w:rPr>
+                <w:i/>
+                <w:sz w:val="18"/>
+              </w:rPr>
+              <w:t xml:space="preserve">Gambar 8.</w:t>
             </w:r>
           </w:p>
         </w:tc>

--- a/Getaran-Mekanik/Exam/UTS_Getaran_Mekanik_-_Dedik.docx
+++ b/Getaran-Mekanik/Exam/UTS_Getaran_Mekanik_-_Dedik.docx
@@ -2480,7 +2480,41 @@
                 <w:szCs w:val="20"/>
                 <w:lang w:val="id-ID"/>
               </w:rPr>
-              <w:t>percepatan maksimum a_max = A·ωₙ² (m/s²)</w:t>
+              <w:t xml:space="preserve">percepatan maksimum </w:t>
+            </w:r>
+            <w:r>
+              <w:rPr>
+                <w:rFonts w:ascii="Times New Roman" w:hAnsi="Times New Roman"/>
+                <w:b/>
+                <w:bCs/>
+                <w:sz w:val="20"/>
+                <w:szCs w:val="20"/>
+                <w:lang w:val="id-ID"/>
+              </w:rPr>
+              <w:t xml:space="preserve">a</w:t>
+            </w:r>
+            <w:r>
+              <w:rPr>
+                <w:rFonts w:ascii="Times New Roman" w:hAnsi="Times New Roman"/>
+                <w:b/>
+                <w:bCs/>
+                <w:sz w:val="20"/>
+                <w:szCs w:val="20"/>
+                <w:lang w:val="id-ID"/>
+                <w:vertAlign w:val="subscript"/>
+              </w:rPr>
+              <w:t xml:space="preserve">max</w:t>
+            </w:r>
+            <w:r>
+              <w:rPr>
+                <w:rFonts w:ascii="Times New Roman" w:hAnsi="Times New Roman"/>
+                <w:b/>
+                <w:bCs/>
+                <w:sz w:val="20"/>
+                <w:szCs w:val="20"/>
+                <w:lang w:val="id-ID"/>
+              </w:rPr>
+              <w:t xml:space="preserve"> = A·ωₙ² (m/s²)</w:t>
             </w:r>
             <w:r>
               <w:rPr>
@@ -4346,16 +4380,78 @@
                 <w:szCs w:val="20"/>
                 <w:lang w:val="id-ID"/>
               </w:rPr>
-              <w:t>frekuensi natural teredam ω_d (rad/s)</w:t>
-            </w:r>
-            <w:r>
-              <w:rPr>
-                <w:rFonts w:ascii="Times New Roman" w:hAnsi="Times New Roman"/>
-                <w:sz w:val="20"/>
-                <w:szCs w:val="20"/>
-                <w:lang w:val="id-ID"/>
-              </w:rPr>
-              <w:t xml:space="preserve"> = ωₙ·√(1−ζ²) jika sistem underdamped. Jika tidak, jelaskan mengapa ω_d tidak terdefinisi untuk rezim Anda.</w:t>
+              <w:t xml:space="preserve">frekuensi natural teredam </w:t>
+            </w:r>
+            <w:r>
+              <w:rPr>
+                <w:rFonts w:ascii="Times New Roman" w:hAnsi="Times New Roman"/>
+                <w:b/>
+                <w:bCs/>
+                <w:sz w:val="20"/>
+                <w:szCs w:val="20"/>
+                <w:lang w:val="id-ID"/>
+              </w:rPr>
+              <w:t xml:space="preserve">ω</w:t>
+            </w:r>
+            <w:r>
+              <w:rPr>
+                <w:rFonts w:ascii="Times New Roman" w:hAnsi="Times New Roman"/>
+                <w:b/>
+                <w:bCs/>
+                <w:sz w:val="20"/>
+                <w:szCs w:val="20"/>
+                <w:lang w:val="id-ID"/>
+                <w:vertAlign w:val="subscript"/>
+              </w:rPr>
+              <w:t xml:space="preserve">d</w:t>
+            </w:r>
+            <w:r>
+              <w:rPr>
+                <w:rFonts w:ascii="Times New Roman" w:hAnsi="Times New Roman"/>
+                <w:b/>
+                <w:bCs/>
+                <w:sz w:val="20"/>
+                <w:szCs w:val="20"/>
+                <w:lang w:val="id-ID"/>
+              </w:rPr>
+              <w:t xml:space="preserve"> (rad/s)</w:t>
+            </w:r>
+            <w:r>
+              <w:rPr>
+                <w:rFonts w:ascii="Times New Roman" w:hAnsi="Times New Roman"/>
+                <w:sz w:val="20"/>
+                <w:szCs w:val="20"/>
+                <w:lang w:val="id-ID"/>
+              </w:rPr>
+              <w:t xml:space="preserve"> = ωₙ·√(1−ζ²) jika sistem underdamped. Jika tidak, jelaskan mengapa </w:t>
+            </w:r>
+            <w:r>
+              <w:rPr>
+                <w:rFonts w:ascii="Times New Roman" w:hAnsi="Times New Roman"/>
+                <w:sz w:val="20"/>
+                <w:szCs w:val="20"/>
+                <w:lang w:val="id-ID"/>
+              </w:rPr>
+              <w:t xml:space="preserve">ω</w:t>
+            </w:r>
+            <w:r>
+              <w:rPr>
+                <w:rFonts w:ascii="Times New Roman" w:hAnsi="Times New Roman"/>
+                <w:sz w:val="20"/>
+                <w:szCs w:val="20"/>
+                <w:lang w:val="id-ID"/>
+                <w:vertAlign w:val="subscript"/>
+              </w:rPr>
+              <w:t xml:space="preserve">d</w:t>
+            </w:r>
+            <w:r>
+              <w:rPr>
+                <w:rFonts w:ascii="Times New Roman" w:hAnsi="Times New Roman"/>
+                <w:sz w:val="20"/>
+                <w:szCs w:val="20"/>
+                <w:lang w:val="id-ID"/>
+              </w:rPr>
+              <w:t xml:space="preserve"> tidak terdefinisi untuk rezim Anda.</w:t>
             </w:r>
           </w:p>
         </w:tc>
@@ -4957,7 +5053,75 @@
                 <w:szCs w:val="20"/>
                 <w:lang w:val="id-ID"/>
               </w:rPr>
-              <w:t>periode getaran teredam T_d = 2π/ω_d (detik)</w:t>
+              <w:t xml:space="preserve">periode getaran teredam </w:t>
+            </w:r>
+            <w:r>
+              <w:rPr>
+                <w:rFonts w:ascii="Times New Roman" w:hAnsi="Times New Roman"/>
+                <w:b/>
+                <w:bCs/>
+                <w:sz w:val="20"/>
+                <w:szCs w:val="20"/>
+                <w:lang w:val="id-ID"/>
+              </w:rPr>
+              <w:t xml:space="preserve">T</w:t>
+            </w:r>
+            <w:r>
+              <w:rPr>
+                <w:rFonts w:ascii="Times New Roman" w:hAnsi="Times New Roman"/>
+                <w:b/>
+                <w:bCs/>
+                <w:sz w:val="20"/>
+                <w:szCs w:val="20"/>
+                <w:lang w:val="id-ID"/>
+                <w:vertAlign w:val="subscript"/>
+              </w:rPr>
+              <w:t xml:space="preserve">d</w:t>
+            </w:r>
+            <w:r>
+              <w:rPr>
+                <w:rFonts w:ascii="Times New Roman" w:hAnsi="Times New Roman"/>
+                <w:b/>
+                <w:bCs/>
+                <w:sz w:val="20"/>
+                <w:szCs w:val="20"/>
+                <w:lang w:val="id-ID"/>
+              </w:rPr>
+              <w:t xml:space="preserve"> = 2π/</w:t>
+            </w:r>
+            <w:r>
+              <w:rPr>
+                <w:rFonts w:ascii="Times New Roman" w:hAnsi="Times New Roman"/>
+                <w:b/>
+                <w:bCs/>
+                <w:sz w:val="20"/>
+                <w:szCs w:val="20"/>
+                <w:lang w:val="id-ID"/>
+              </w:rPr>
+              <w:t xml:space="preserve">ω</w:t>
+            </w:r>
+            <w:r>
+              <w:rPr>
+                <w:rFonts w:ascii="Times New Roman" w:hAnsi="Times New Roman"/>
+                <w:b/>
+                <w:bCs/>
+                <w:sz w:val="20"/>
+                <w:szCs w:val="20"/>
+                <w:lang w:val="id-ID"/>
+                <w:vertAlign w:val="subscript"/>
+              </w:rPr>
+              <w:t xml:space="preserve">d</w:t>
+            </w:r>
+            <w:r>
+              <w:rPr>
+                <w:rFonts w:ascii="Times New Roman" w:hAnsi="Times New Roman"/>
+                <w:b/>
+                <w:bCs/>
+                <w:sz w:val="20"/>
+                <w:szCs w:val="20"/>
+                <w:lang w:val="id-ID"/>
+              </w:rPr>
+              <w:t xml:space="preserve"> (detik)</w:t>
             </w:r>
             <w:r>
               <w:rPr>
@@ -6079,7 +6243,30 @@
                 <w:szCs w:val="20"/>
                 <w:lang w:val="id-ID"/>
               </w:rPr>
-              <w:t>transmisibilitas T_R</w:t>
+              <w:t xml:space="preserve">transmisibilitas </w:t>
+            </w:r>
+            <w:r>
+              <w:rPr>
+                <w:rFonts w:ascii="Times New Roman" w:hAnsi="Times New Roman"/>
+                <w:b/>
+                <w:bCs/>
+                <w:sz w:val="20"/>
+                <w:szCs w:val="20"/>
+                <w:lang w:val="id-ID"/>
+              </w:rPr>
+              <w:t xml:space="preserve">T</w:t>
+            </w:r>
+            <w:r>
+              <w:rPr>
+                <w:rFonts w:ascii="Times New Roman" w:hAnsi="Times New Roman"/>
+                <w:b/>
+                <w:bCs/>
+                <w:sz w:val="20"/>
+                <w:szCs w:val="20"/>
+                <w:lang w:val="id-ID"/>
+                <w:vertAlign w:val="subscript"/>
+              </w:rPr>
+              <w:t xml:space="preserve">R</w:t>
             </w:r>
             <w:r>
               <w:rPr>
@@ -6108,7 +6295,35 @@
                 <w:szCs w:val="20"/>
                 <w:lang w:val="id-ID"/>
               </w:rPr>
-              <w:t xml:space="preserve"> dan ζ = 0.05 menggunakan rumus T_R = √((1+(2ζr)²)/((1−r²)²+(2ζr)²)). Tunjukkan substitusi nilai r dan ζ Anda.</w:t>
+              <w:t xml:space="preserve"> dan ζ = 0.05 menggunakan rumus </w:t>
+            </w:r>
+            <w:r>
+              <w:rPr>
+                <w:rFonts w:ascii="Times New Roman" w:hAnsi="Times New Roman"/>
+                <w:sz w:val="20"/>
+                <w:szCs w:val="20"/>
+                <w:lang w:val="id-ID"/>
+              </w:rPr>
+              <w:t xml:space="preserve">T</w:t>
+            </w:r>
+            <w:r>
+              <w:rPr>
+                <w:rFonts w:ascii="Times New Roman" w:hAnsi="Times New Roman"/>
+                <w:sz w:val="20"/>
+                <w:szCs w:val="20"/>
+                <w:lang w:val="id-ID"/>
+                <w:vertAlign w:val="subscript"/>
+              </w:rPr>
+              <w:t xml:space="preserve">R</w:t>
+            </w:r>
+            <w:r>
+              <w:rPr>
+                <w:rFonts w:ascii="Times New Roman" w:hAnsi="Times New Roman"/>
+                <w:sz w:val="20"/>
+                <w:szCs w:val="20"/>
+                <w:lang w:val="id-ID"/>
+              </w:rPr>
+              <w:t xml:space="preserve"> = √((1+(2ζr)²)/((1−r²)²+(2ζr)²)). Tunjukkan substitusi nilai r dan ζ Anda.</w:t>
             </w:r>
           </w:p>
         </w:tc>
@@ -6253,16 +6468,78 @@
                 <w:szCs w:val="20"/>
                 <w:lang w:val="id-ID"/>
               </w:rPr>
-              <w:t>ω_eksitasi = (N+1) rad/s</w:t>
-            </w:r>
-            <w:r>
-              <w:rPr>
-                <w:rFonts w:ascii="Times New Roman" w:hAnsi="Times New Roman"/>
-                <w:sz w:val="20"/>
-                <w:szCs w:val="20"/>
-                <w:lang w:val="id-ID"/>
-              </w:rPr>
-              <w:t xml:space="preserve">. Target T_R ≤ 0.10 dengan ζ = 0.05. Tentukan </w:t>
+              <w:t xml:space="preserve"/>
+            </w:r>
+            <w:r>
+              <w:rPr>
+                <w:rFonts w:ascii="Times New Roman" w:hAnsi="Times New Roman"/>
+                <w:b/>
+                <w:bCs/>
+                <w:sz w:val="20"/>
+                <w:szCs w:val="20"/>
+                <w:lang w:val="id-ID"/>
+              </w:rPr>
+              <w:t xml:space="preserve">ω</w:t>
+            </w:r>
+            <w:r>
+              <w:rPr>
+                <w:rFonts w:ascii="Times New Roman" w:hAnsi="Times New Roman"/>
+                <w:b/>
+                <w:bCs/>
+                <w:sz w:val="20"/>
+                <w:szCs w:val="20"/>
+                <w:lang w:val="id-ID"/>
+                <w:vertAlign w:val="subscript"/>
+              </w:rPr>
+              <w:t xml:space="preserve">eksitasi</w:t>
+            </w:r>
+            <w:r>
+              <w:rPr>
+                <w:rFonts w:ascii="Times New Roman" w:hAnsi="Times New Roman"/>
+                <w:b/>
+                <w:bCs/>
+                <w:sz w:val="20"/>
+                <w:szCs w:val="20"/>
+                <w:lang w:val="id-ID"/>
+              </w:rPr>
+              <w:t xml:space="preserve"> = (N+1) rad/s</w:t>
+            </w:r>
+            <w:r>
+              <w:rPr>
+                <w:rFonts w:ascii="Times New Roman" w:hAnsi="Times New Roman"/>
+                <w:sz w:val="20"/>
+                <w:szCs w:val="20"/>
+                <w:lang w:val="id-ID"/>
+              </w:rPr>
+              <w:t xml:space="preserve">. Target </w:t>
+            </w:r>
+            <w:r>
+              <w:rPr>
+                <w:rFonts w:ascii="Times New Roman" w:hAnsi="Times New Roman"/>
+                <w:sz w:val="20"/>
+                <w:szCs w:val="20"/>
+                <w:lang w:val="id-ID"/>
+              </w:rPr>
+              <w:t xml:space="preserve">T</w:t>
+            </w:r>
+            <w:r>
+              <w:rPr>
+                <w:rFonts w:ascii="Times New Roman" w:hAnsi="Times New Roman"/>
+                <w:sz w:val="20"/>
+                <w:szCs w:val="20"/>
+                <w:lang w:val="id-ID"/>
+                <w:vertAlign w:val="subscript"/>
+              </w:rPr>
+              <w:t xml:space="preserve">R</w:t>
+            </w:r>
+            <w:r>
+              <w:rPr>
+                <w:rFonts w:ascii="Times New Roman" w:hAnsi="Times New Roman"/>
+                <w:sz w:val="20"/>
+                <w:szCs w:val="20"/>
+                <w:lang w:val="id-ID"/>
+              </w:rPr>
+              <w:t xml:space="preserve"> ≤ 0.10 dengan ζ = 0.05. Tentukan </w:t>
             </w:r>
             <w:r>
               <w:rPr>
